--- a/Python/src/Datasets/Satellite_Data/Whistler Wave Database/Readme file.docx
+++ b/Python/src/Datasets/Satellite_Data/Whistler Wave Database/Readme file.docx
@@ -8,7 +8,37 @@
         <w:t>Readme file</w:t>
       </w:r>
     </w:p>
-    <w:p/>
+    <w:p>
+      <w:pPr>
+        <w:rPr>
+          <w:b w:val="1"/>
+          <w:bCs w:val="1"/>
+          <w:u w:val="single"/>
+        </w:rPr>
+      </w:pPr>
+      <w:r>
+        <w:rPr>
+          <w:b w:val="1"/>
+          <w:bCs w:val="1"/>
+          <w:u w:val="single"/>
+        </w:rPr>
+        <w:t>Waveform Files</w:t>
+      </w:r>
+    </w:p>
+    <w:p>
+      <w:r>
+        <w:rPr/>
+        <w:t>These are formed from the time series data for the electromagnetic wave measurements, rotated to co-ordinates rotated to</w:t>
+      </w:r>
+      <w:r>
+        <w:rPr/>
+        <w:t xml:space="preserve"> </w:t>
+      </w:r>
+      <w:r>
+        <w:rPr/>
+        <w:t>frame of reference aligned to Earth’s magnetic field.</w:t>
+      </w:r>
+    </w:p>
     <w:p>
       <w:r>
         <w:rPr/>
@@ -118,7 +148,179 @@
           <w:sz w:val="24"/>
           <w:szCs w:val="24"/>
         </w:rPr>
-        <w:t>This should suffice to compute moving averages, but if you want the statistical moments data at a later time, happy to generate it!</w:t>
+        <w:t xml:space="preserve">This should suffice to compute moving averages, but if you want the statistical moments data </w:t>
+      </w:r>
+      <w:r>
+        <w:rPr>
+          <w:sz w:val="24"/>
+          <w:szCs w:val="24"/>
+        </w:rPr>
+        <w:t>at a later time</w:t>
+      </w:r>
+      <w:r>
+        <w:rPr>
+          <w:sz w:val="24"/>
+          <w:szCs w:val="24"/>
+        </w:rPr>
+        <w:t>, happy to generate it!</w:t>
+      </w:r>
+    </w:p>
+    <w:p>
+      <w:pPr>
+        <w:pStyle w:val="Normal"/>
+        <w:rPr>
+          <w:b w:val="1"/>
+          <w:bCs w:val="1"/>
+          <w:sz w:val="24"/>
+          <w:szCs w:val="24"/>
+          <w:u w:val="single"/>
+        </w:rPr>
+      </w:pPr>
+      <w:r>
+        <w:rPr>
+          <w:b w:val="1"/>
+          <w:bCs w:val="1"/>
+          <w:sz w:val="24"/>
+          <w:szCs w:val="24"/>
+          <w:u w:val="single"/>
+        </w:rPr>
+        <w:t>Power Spectrum</w:t>
+      </w:r>
+    </w:p>
+    <w:p>
+      <w:pPr>
+        <w:pStyle w:val="Normal"/>
+        <w:rPr>
+          <w:b w:val="0"/>
+          <w:bCs w:val="0"/>
+          <w:sz w:val="24"/>
+          <w:szCs w:val="24"/>
+          <w:u w:val="none"/>
+        </w:rPr>
+      </w:pPr>
+      <w:r>
+        <w:rPr>
+          <w:b w:val="0"/>
+          <w:bCs w:val="0"/>
+          <w:sz w:val="24"/>
+          <w:szCs w:val="24"/>
+          <w:u w:val="none"/>
+        </w:rPr>
+        <w:t xml:space="preserve">These files are the short-time Fourier transformed </w:t>
+      </w:r>
+      <w:r>
+        <w:rPr>
+          <w:b w:val="0"/>
+          <w:bCs w:val="0"/>
+          <w:sz w:val="24"/>
+          <w:szCs w:val="24"/>
+          <w:u w:val="none"/>
+        </w:rPr>
+        <w:t xml:space="preserve">timeseries of the entire wave (1024 Hanning window), with absolute value </w:t>
+      </w:r>
+      <w:r>
+        <w:rPr>
+          <w:b w:val="0"/>
+          <w:bCs w:val="0"/>
+          <w:sz w:val="24"/>
+          <w:szCs w:val="24"/>
+          <w:u w:val="none"/>
+        </w:rPr>
+        <w:t>squared t</w:t>
+      </w:r>
+      <w:r>
+        <w:rPr>
+          <w:b w:val="0"/>
+          <w:bCs w:val="0"/>
+          <w:sz w:val="24"/>
+          <w:szCs w:val="24"/>
+          <w:u w:val="none"/>
+        </w:rPr>
+        <w:t>o make a power spectrum.</w:t>
+      </w:r>
+    </w:p>
+    <w:p>
+      <w:pPr>
+        <w:pStyle w:val="Normal"/>
+        <w:rPr>
+          <w:b w:val="0"/>
+          <w:bCs w:val="0"/>
+          <w:sz w:val="24"/>
+          <w:szCs w:val="24"/>
+          <w:u w:val="none"/>
+        </w:rPr>
+      </w:pPr>
+      <w:r>
+        <w:rPr>
+          <w:b w:val="0"/>
+          <w:bCs w:val="0"/>
+          <w:sz w:val="24"/>
+          <w:szCs w:val="24"/>
+          <w:u w:val="none"/>
+        </w:rPr>
+        <w:t xml:space="preserve"> Each file has the following columns:</w:t>
+      </w:r>
+    </w:p>
+    <w:p>
+      <w:pPr>
+        <w:pStyle w:val="ListParagraph"/>
+        <w:numPr>
+          <w:ilvl w:val="0"/>
+          <w:numId w:val="2"/>
+        </w:numPr>
+        <w:rPr>
+          <w:b w:val="0"/>
+          <w:bCs w:val="0"/>
+          <w:sz w:val="24"/>
+          <w:szCs w:val="24"/>
+          <w:u w:val="none"/>
+        </w:rPr>
+      </w:pPr>
+      <w:r>
+        <w:rPr>
+          <w:b w:val="0"/>
+          <w:bCs w:val="0"/>
+          <w:sz w:val="24"/>
+          <w:szCs w:val="24"/>
+          <w:u w:val="none"/>
+        </w:rPr>
+        <w:t>Time (in seconds)</w:t>
+      </w:r>
+    </w:p>
+    <w:p>
+      <w:pPr>
+        <w:pStyle w:val="ListParagraph"/>
+        <w:numPr>
+          <w:ilvl w:val="0"/>
+          <w:numId w:val="2"/>
+        </w:numPr>
+        <w:rPr>
+          <w:b w:val="0"/>
+          <w:bCs w:val="0"/>
+          <w:sz w:val="24"/>
+          <w:szCs w:val="24"/>
+          <w:u w:val="none"/>
+        </w:rPr>
+      </w:pPr>
+      <w:r>
+        <w:rPr>
+          <w:b w:val="0"/>
+          <w:bCs w:val="0"/>
+          <w:sz w:val="24"/>
+          <w:szCs w:val="24"/>
+          <w:u w:val="none"/>
+        </w:rPr>
+        <w:t>Powers per frequency, in units of the gyrofrequency (a special frequency for space physics, the one denoting the frequency at which an electron orbits a magnetic field line), staggered in 0.01 bins from 0.</w:t>
+      </w:r>
+      <w:r>
+        <w:rPr>
+          <w:b w:val="0"/>
+          <w:bCs w:val="0"/>
+          <w:sz w:val="24"/>
+          <w:szCs w:val="24"/>
+          <w:u w:val="none"/>
+        </w:rPr>
+        <w:t>05 to 0.5</w:t>
       </w:r>
     </w:p>
     <w:p/>
@@ -134,6 +336,118 @@
 
 <file path=word/numbering.xml><?xml version="1.0" encoding="utf-8"?>
 <w:numbering xmlns:w="http://schemas.openxmlformats.org/wordprocessingml/2006/main">
+  <w:abstractNum xmlns:w="http://schemas.openxmlformats.org/wordprocessingml/2006/main" w:abstractNumId="2">
+    <w:nsid w:val="478cfc64"/>
+    <w:multiLevelType xmlns:w="http://schemas.openxmlformats.org/wordprocessingml/2006/main" w:val="hybridMultilevel"/>
+    <w:lvl xmlns:w="http://schemas.openxmlformats.org/wordprocessingml/2006/main" w:ilvl="0">
+      <w:start w:val="1"/>
+      <w:numFmt w:val="bullet"/>
+      <w:lvlText w:val="-"/>
+      <w:lvlJc w:val="left"/>
+      <w:pPr>
+        <w:ind w:left="720" w:hanging="360"/>
+      </w:pPr>
+      <w:rPr>
+        <w:rFonts w:hint="default" w:ascii="Aptos" w:hAnsi="Aptos"/>
+      </w:rPr>
+    </w:lvl>
+    <w:lvl xmlns:w="http://schemas.openxmlformats.org/wordprocessingml/2006/main" w:ilvl="1">
+      <w:start w:val="1"/>
+      <w:numFmt w:val="bullet"/>
+      <w:lvlText w:val="o"/>
+      <w:lvlJc w:val="left"/>
+      <w:pPr>
+        <w:ind w:left="1440" w:hanging="360"/>
+      </w:pPr>
+      <w:rPr>
+        <w:rFonts w:hint="default" w:ascii="Courier New" w:hAnsi="Courier New"/>
+      </w:rPr>
+    </w:lvl>
+    <w:lvl xmlns:w="http://schemas.openxmlformats.org/wordprocessingml/2006/main" w:ilvl="2">
+      <w:start w:val="1"/>
+      <w:numFmt w:val="bullet"/>
+      <w:lvlText w:val=""/>
+      <w:lvlJc w:val="left"/>
+      <w:pPr>
+        <w:ind w:left="2160" w:hanging="360"/>
+      </w:pPr>
+      <w:rPr>
+        <w:rFonts w:hint="default" w:ascii="Wingdings" w:hAnsi="Wingdings"/>
+      </w:rPr>
+    </w:lvl>
+    <w:lvl xmlns:w="http://schemas.openxmlformats.org/wordprocessingml/2006/main" w:ilvl="3">
+      <w:start w:val="1"/>
+      <w:numFmt w:val="bullet"/>
+      <w:lvlText w:val=""/>
+      <w:lvlJc w:val="left"/>
+      <w:pPr>
+        <w:ind w:left="2880" w:hanging="360"/>
+      </w:pPr>
+      <w:rPr>
+        <w:rFonts w:hint="default" w:ascii="Symbol" w:hAnsi="Symbol"/>
+      </w:rPr>
+    </w:lvl>
+    <w:lvl xmlns:w="http://schemas.openxmlformats.org/wordprocessingml/2006/main" w:ilvl="4">
+      <w:start w:val="1"/>
+      <w:numFmt w:val="bullet"/>
+      <w:lvlText w:val="o"/>
+      <w:lvlJc w:val="left"/>
+      <w:pPr>
+        <w:ind w:left="3600" w:hanging="360"/>
+      </w:pPr>
+      <w:rPr>
+        <w:rFonts w:hint="default" w:ascii="Courier New" w:hAnsi="Courier New"/>
+      </w:rPr>
+    </w:lvl>
+    <w:lvl xmlns:w="http://schemas.openxmlformats.org/wordprocessingml/2006/main" w:ilvl="5">
+      <w:start w:val="1"/>
+      <w:numFmt w:val="bullet"/>
+      <w:lvlText w:val=""/>
+      <w:lvlJc w:val="left"/>
+      <w:pPr>
+        <w:ind w:left="4320" w:hanging="360"/>
+      </w:pPr>
+      <w:rPr>
+        <w:rFonts w:hint="default" w:ascii="Wingdings" w:hAnsi="Wingdings"/>
+      </w:rPr>
+    </w:lvl>
+    <w:lvl xmlns:w="http://schemas.openxmlformats.org/wordprocessingml/2006/main" w:ilvl="6">
+      <w:start w:val="1"/>
+      <w:numFmt w:val="bullet"/>
+      <w:lvlText w:val=""/>
+      <w:lvlJc w:val="left"/>
+      <w:pPr>
+        <w:ind w:left="5040" w:hanging="360"/>
+      </w:pPr>
+      <w:rPr>
+        <w:rFonts w:hint="default" w:ascii="Symbol" w:hAnsi="Symbol"/>
+      </w:rPr>
+    </w:lvl>
+    <w:lvl xmlns:w="http://schemas.openxmlformats.org/wordprocessingml/2006/main" w:ilvl="7">
+      <w:start w:val="1"/>
+      <w:numFmt w:val="bullet"/>
+      <w:lvlText w:val="o"/>
+      <w:lvlJc w:val="left"/>
+      <w:pPr>
+        <w:ind w:left="5760" w:hanging="360"/>
+      </w:pPr>
+      <w:rPr>
+        <w:rFonts w:hint="default" w:ascii="Courier New" w:hAnsi="Courier New"/>
+      </w:rPr>
+    </w:lvl>
+    <w:lvl xmlns:w="http://schemas.openxmlformats.org/wordprocessingml/2006/main" w:ilvl="8">
+      <w:start w:val="1"/>
+      <w:numFmt w:val="bullet"/>
+      <w:lvlText w:val=""/>
+      <w:lvlJc w:val="left"/>
+      <w:pPr>
+        <w:ind w:left="6480" w:hanging="360"/>
+      </w:pPr>
+      <w:rPr>
+        <w:rFonts w:hint="default" w:ascii="Wingdings" w:hAnsi="Wingdings"/>
+      </w:rPr>
+    </w:lvl>
+  </w:abstractNum>
   <w:abstractNum xmlns:w="http://schemas.openxmlformats.org/wordprocessingml/2006/main" w:abstractNumId="1">
     <w:nsid w:val="1cdca2fa"/>
     <w:multiLevelType xmlns:w="http://schemas.openxmlformats.org/wordprocessingml/2006/main" w:val="hybridMultilevel"/>
@@ -246,6 +560,9 @@
       </w:rPr>
     </w:lvl>
   </w:abstractNum>
+  <w:num w:numId="2">
+    <w:abstractNumId w:val="2"/>
+  </w:num>
   <w:num w:numId="1">
     <w:abstractNumId w:val="1"/>
   </w:num>
